--- a/assets/ziming-gao-cv.docx
+++ b/assets/ziming-gao-cv.docx
@@ -28,7 +28,7 @@
         <w:spacing w:after="100" w:line="270" w:lineRule="exact"/>
         <w:jc w:val="center"/>
         <w:rPr>
-          <w:rFonts w:ascii="Times New Roman" w:hAnsi="Times New Roman" w:cs="Times New Roman" w:hint="eastAsia"/>
+          <w:rFonts w:ascii="Times New Roman" w:hAnsi="Times New Roman" w:cs="Times New Roman"/>
           <w:szCs w:val="21"/>
         </w:rPr>
       </w:pPr>
@@ -360,7 +360,7 @@
         <w:spacing w:line="256" w:lineRule="exact"/>
         <w:jc w:val="left"/>
         <w:rPr>
-          <w:rFonts w:ascii="Times New Roman" w:hAnsi="Times New Roman" w:cs="Times New Roman"/>
+          <w:rFonts w:ascii="Times New Roman" w:hAnsi="Times New Roman" w:cs="Times New Roman" w:hint="eastAsia"/>
           <w:b/>
           <w:szCs w:val="21"/>
         </w:rPr>
@@ -379,7 +379,14 @@
           <w:szCs w:val="21"/>
         </w:rPr>
         <w:tab/>
-        <w:t>From 03/2026</w:t>
+        <w:t>03/2026</w:t>
+      </w:r>
+      <w:r>
+        <w:rPr>
+          <w:rFonts w:ascii="Times New Roman" w:hAnsi="Times New Roman" w:cs="Times New Roman" w:hint="eastAsia"/>
+          <w:szCs w:val="21"/>
+        </w:rPr>
+        <w:t>-present</w:t>
       </w:r>
     </w:p>
     <w:p>
@@ -455,7 +462,7 @@
         <w:spacing w:line="256" w:lineRule="exact"/>
         <w:jc w:val="left"/>
         <w:rPr>
-          <w:rFonts w:ascii="Times New Roman" w:hAnsi="Times New Roman" w:cs="Times New Roman" w:hint="eastAsia"/>
+          <w:rFonts w:ascii="Times New Roman" w:hAnsi="Times New Roman" w:cs="Times New Roman"/>
           <w:szCs w:val="21"/>
         </w:rPr>
       </w:pPr>
@@ -552,7 +559,7 @@
         <w:spacing w:line="256" w:lineRule="exact"/>
         <w:jc w:val="left"/>
         <w:rPr>
-          <w:rFonts w:ascii="Times New Roman" w:hAnsi="Times New Roman" w:cs="Times New Roman" w:hint="eastAsia"/>
+          <w:rFonts w:ascii="Times New Roman" w:hAnsi="Times New Roman" w:cs="Times New Roman"/>
           <w:szCs w:val="21"/>
         </w:rPr>
       </w:pPr>
@@ -720,7 +727,23 @@
           <w:szCs w:val="21"/>
         </w:rPr>
         <w:tab/>
-        <w:t>Performed Abaqus simulations of component forming; analyzed and visualized simulation results.</w:t>
+        <w:t xml:space="preserve">Performed Abaqus simulations of component </w:t>
+      </w:r>
+      <w:proofErr w:type="gramStart"/>
+      <w:r>
+        <w:rPr>
+          <w:rFonts w:ascii="Times New Roman" w:hAnsi="Times New Roman" w:cs="Times New Roman"/>
+          <w:szCs w:val="21"/>
+        </w:rPr>
+        <w:t>forming;</w:t>
+      </w:r>
+      <w:proofErr w:type="gramEnd"/>
+      <w:r>
+        <w:rPr>
+          <w:rFonts w:ascii="Times New Roman" w:hAnsi="Times New Roman" w:cs="Times New Roman"/>
+          <w:szCs w:val="21"/>
+        </w:rPr>
+        <w:t xml:space="preserve"> analyzed and visualized simulation results.</w:t>
       </w:r>
     </w:p>
     <w:p>
@@ -746,6 +769,26 @@
           <w:szCs w:val="23"/>
         </w:rPr>
         <w:t>Publication</w:t>
+      </w:r>
+    </w:p>
+    <w:p>
+      <w:pPr>
+        <w:tabs>
+          <w:tab w:val="left" w:pos="210"/>
+        </w:tabs>
+        <w:spacing w:line="256" w:lineRule="exact"/>
+        <w:jc w:val="left"/>
+        <w:rPr>
+          <w:rFonts w:ascii="Times New Roman" w:hAnsi="Times New Roman" w:cs="Times New Roman" w:hint="eastAsia"/>
+          <w:szCs w:val="21"/>
+        </w:rPr>
+      </w:pPr>
+      <w:r>
+        <w:rPr>
+          <w:rFonts w:ascii="Times New Roman" w:hAnsi="Times New Roman" w:cs="Times New Roman"/>
+          <w:szCs w:val="21"/>
+        </w:rPr>
+        <w:t>Gao, Z., &amp; Xu, W. (2026). Product innovation design based on the sail-shaped structural characteristics of Velella. Journal of Northwest Normal University (Natural Science), 62(4), 92–100. In Chinese. DOI: 10.16783/j.cnki.nwnuz.2026.04.009.</w:t>
       </w:r>
     </w:p>
     <w:p>
@@ -767,20 +810,6 @@
       <w:r>
         <w:rPr>
           <w:rFonts w:ascii="Times New Roman" w:hAnsi="Times New Roman" w:cs="Times New Roman"/>
-          <w:szCs w:val="21"/>
-        </w:rPr>
-        <w:t>Gao, Z., &amp; Xu, W. (2026). Product innovation design based on the sail-shaped structural characteristics of Velella. Journal of Northwest Normal University (Natural Science), 62(4), 92–100. In Chinese. DOI: 10.16783/j.cnki.nwnuz.2026.04.009.</w:t>
-      </w:r>
-      <w:r>
-        <w:rPr>
-          <w:rFonts w:ascii="Times New Roman" w:hAnsi="Times New Roman" w:cs="Times New Roman"/>
-          <w:szCs w:val="21"/>
-        </w:rPr>
-        <w:br/>
-      </w:r>
-      <w:r>
-        <w:rPr>
-          <w:rFonts w:ascii="Times New Roman" w:hAnsi="Times New Roman" w:cs="Times New Roman"/>
           <w:b/>
           <w:sz w:val="23"/>
           <w:szCs w:val="23"/>
@@ -794,7 +823,7 @@
         <w:spacing w:after="20" w:line="260" w:lineRule="exact"/>
         <w:jc w:val="left"/>
         <w:rPr>
-          <w:rFonts w:ascii="Times New Roman" w:hAnsi="Times New Roman" w:cs="Times New Roman" w:hint="eastAsia"/>
+          <w:rFonts w:ascii="Times New Roman" w:hAnsi="Times New Roman" w:cs="Times New Roman"/>
           <w:b/>
           <w:szCs w:val="21"/>
         </w:rPr>

--- a/assets/ziming-gao-cv.docx
+++ b/assets/ziming-gao-cv.docx
@@ -360,7 +360,7 @@
         <w:spacing w:line="256" w:lineRule="exact"/>
         <w:jc w:val="left"/>
         <w:rPr>
-          <w:rFonts w:ascii="Times New Roman" w:hAnsi="Times New Roman" w:cs="Times New Roman" w:hint="eastAsia"/>
+          <w:rFonts w:ascii="Times New Roman" w:hAnsi="Times New Roman" w:cs="Times New Roman"/>
           <w:b/>
           <w:szCs w:val="21"/>
         </w:rPr>
@@ -779,7 +779,7 @@
         <w:spacing w:line="256" w:lineRule="exact"/>
         <w:jc w:val="left"/>
         <w:rPr>
-          <w:rFonts w:ascii="Times New Roman" w:hAnsi="Times New Roman" w:cs="Times New Roman" w:hint="eastAsia"/>
+          <w:rFonts w:ascii="Times New Roman" w:hAnsi="Times New Roman" w:cs="Times New Roman"/>
           <w:szCs w:val="21"/>
         </w:rPr>
       </w:pPr>
@@ -1032,7 +1032,23 @@
           <w:szCs w:val="21"/>
         </w:rPr>
         <w:tab/>
-        <w:t>Tools: Figma, Arduino, Processing, Rhino, SolidWorks, KeyShot, Illustrator</w:t>
+        <w:t xml:space="preserve">Tools: Figma, Arduino, Processing, Rhino, SolidWorks, </w:t>
+      </w:r>
+      <w:proofErr w:type="spellStart"/>
+      <w:r>
+        <w:rPr>
+          <w:rFonts w:ascii="Times New Roman" w:hAnsi="Times New Roman" w:cs="Times New Roman"/>
+          <w:szCs w:val="21"/>
+        </w:rPr>
+        <w:t>KeyShot</w:t>
+      </w:r>
+      <w:proofErr w:type="spellEnd"/>
+      <w:r>
+        <w:rPr>
+          <w:rFonts w:ascii="Times New Roman" w:hAnsi="Times New Roman" w:cs="Times New Roman"/>
+          <w:szCs w:val="21"/>
+        </w:rPr>
+        <w:t>, Illustrator</w:t>
       </w:r>
       <w:r>
         <w:rPr>
@@ -1047,6 +1063,125 @@
           <w:szCs w:val="21"/>
         </w:rPr>
         <w:t xml:space="preserve"> Photoshop.</w:t>
+      </w:r>
+    </w:p>
+    <w:p>
+      <w:pPr>
+        <w:tabs>
+          <w:tab w:val="left" w:pos="210"/>
+        </w:tabs>
+        <w:spacing w:line="256" w:lineRule="exact"/>
+        <w:ind w:left="210" w:hanging="210"/>
+        <w:jc w:val="left"/>
+        <w:rPr>
+          <w:rFonts w:ascii="Times New Roman" w:hAnsi="Times New Roman" w:cs="Times New Roman" w:hint="eastAsia"/>
+          <w:szCs w:val="21"/>
+        </w:rPr>
+      </w:pPr>
+      <w:r>
+        <w:rPr>
+          <w:rFonts w:ascii="Times New Roman" w:hAnsi="Times New Roman" w:cs="Times New Roman"/>
+          <w:szCs w:val="21"/>
+        </w:rPr>
+        <w:t>•</w:t>
+      </w:r>
+      <w:r>
+        <w:rPr>
+          <w:rFonts w:ascii="Times New Roman" w:hAnsi="Times New Roman" w:cs="Times New Roman"/>
+          <w:szCs w:val="21"/>
+        </w:rPr>
+        <w:tab/>
+      </w:r>
+      <w:r>
+        <w:rPr>
+          <w:rFonts w:ascii="Times New Roman" w:hAnsi="Times New Roman" w:cs="Times New Roman"/>
+          <w:szCs w:val="21"/>
+        </w:rPr>
+        <w:t xml:space="preserve">Language: </w:t>
+      </w:r>
+      <w:r>
+        <w:rPr>
+          <w:rFonts w:ascii="Times New Roman" w:hAnsi="Times New Roman" w:cs="Times New Roman"/>
+          <w:szCs w:val="21"/>
+        </w:rPr>
+        <w:t>Mandarin Chinese</w:t>
+      </w:r>
+      <w:r>
+        <w:rPr>
+          <w:rFonts w:ascii="Times New Roman" w:hAnsi="Times New Roman" w:cs="Times New Roman" w:hint="eastAsia"/>
+          <w:szCs w:val="21"/>
+        </w:rPr>
+        <w:t xml:space="preserve"> (</w:t>
+      </w:r>
+      <w:r>
+        <w:rPr>
+          <w:rFonts w:ascii="Times New Roman" w:hAnsi="Times New Roman" w:cs="Times New Roman"/>
+          <w:szCs w:val="21"/>
+        </w:rPr>
+        <w:t>Native</w:t>
+      </w:r>
+      <w:r>
+        <w:rPr>
+          <w:rFonts w:ascii="Times New Roman" w:hAnsi="Times New Roman" w:cs="Times New Roman" w:hint="eastAsia"/>
+          <w:szCs w:val="21"/>
+        </w:rPr>
+        <w:t>)</w:t>
+      </w:r>
+      <w:r>
+        <w:rPr>
+          <w:rFonts w:ascii="Times New Roman" w:hAnsi="Times New Roman" w:cs="Times New Roman"/>
+          <w:szCs w:val="21"/>
+        </w:rPr>
+        <w:t xml:space="preserve">; English </w:t>
+      </w:r>
+      <w:r>
+        <w:rPr>
+          <w:rFonts w:ascii="Times New Roman" w:hAnsi="Times New Roman" w:cs="Times New Roman" w:hint="eastAsia"/>
+          <w:szCs w:val="21"/>
+        </w:rPr>
+        <w:t>(</w:t>
+      </w:r>
+      <w:r>
+        <w:rPr>
+          <w:rFonts w:ascii="Times New Roman" w:hAnsi="Times New Roman" w:cs="Times New Roman"/>
+          <w:szCs w:val="21"/>
+        </w:rPr>
+        <w:t>IELTS 6.5</w:t>
+      </w:r>
+      <w:r>
+        <w:rPr>
+          <w:rFonts w:ascii="Times New Roman" w:hAnsi="Times New Roman" w:cs="Times New Roman" w:hint="eastAsia"/>
+          <w:szCs w:val="21"/>
+        </w:rPr>
+        <w:t>)</w:t>
+      </w:r>
+      <w:r>
+        <w:rPr>
+          <w:rFonts w:ascii="Times New Roman" w:hAnsi="Times New Roman" w:cs="Times New Roman"/>
+          <w:szCs w:val="21"/>
+        </w:rPr>
+        <w:t xml:space="preserve">; Japanese </w:t>
+      </w:r>
+      <w:r>
+        <w:rPr>
+          <w:rFonts w:ascii="Times New Roman" w:hAnsi="Times New Roman" w:cs="Times New Roman" w:hint="eastAsia"/>
+          <w:szCs w:val="21"/>
+        </w:rPr>
+        <w:t>(</w:t>
+      </w:r>
+      <w:r>
+        <w:rPr>
+          <w:rFonts w:ascii="Times New Roman" w:hAnsi="Times New Roman" w:cs="Times New Roman"/>
+          <w:szCs w:val="21"/>
+        </w:rPr>
+        <w:t>JLPT N2</w:t>
+      </w:r>
+      <w:r>
+        <w:rPr>
+          <w:rFonts w:ascii="Times New Roman" w:hAnsi="Times New Roman" w:cs="Times New Roman" w:hint="eastAsia"/>
+          <w:szCs w:val="21"/>
+        </w:rPr>
+        <w:t>)</w:t>
       </w:r>
     </w:p>
     <w:p>
@@ -1353,6 +1488,230 @@
     </w:lvl>
   </w:abstractNum>
   <w:abstractNum w:abstractNumId="2" w15:restartNumberingAfterBreak="0">
+    <w:nsid w:val="1EEF7740"/>
+    <w:multiLevelType w:val="hybridMultilevel"/>
+    <w:tmpl w:val="84843D18"/>
+    <w:lvl w:ilvl="0" w:tplc="B884352E">
+      <w:numFmt w:val="bullet"/>
+      <w:lvlText w:val="-"/>
+      <w:lvlJc w:val="left"/>
+      <w:pPr>
+        <w:ind w:left="360" w:hanging="360"/>
+      </w:pPr>
+      <w:rPr>
+        <w:rFonts w:ascii="Times New Roman" w:eastAsiaTheme="minorEastAsia" w:hAnsi="Times New Roman" w:cs="Times New Roman" w:hint="default"/>
+      </w:rPr>
+    </w:lvl>
+    <w:lvl w:ilvl="1" w:tplc="04090003" w:tentative="1">
+      <w:start w:val="1"/>
+      <w:numFmt w:val="bullet"/>
+      <w:lvlText w:val=""/>
+      <w:lvlJc w:val="left"/>
+      <w:pPr>
+        <w:ind w:left="880" w:hanging="440"/>
+      </w:pPr>
+      <w:rPr>
+        <w:rFonts w:ascii="Wingdings" w:hAnsi="Wingdings" w:hint="default"/>
+      </w:rPr>
+    </w:lvl>
+    <w:lvl w:ilvl="2" w:tplc="04090005" w:tentative="1">
+      <w:start w:val="1"/>
+      <w:numFmt w:val="bullet"/>
+      <w:lvlText w:val=""/>
+      <w:lvlJc w:val="left"/>
+      <w:pPr>
+        <w:ind w:left="1320" w:hanging="440"/>
+      </w:pPr>
+      <w:rPr>
+        <w:rFonts w:ascii="Wingdings" w:hAnsi="Wingdings" w:hint="default"/>
+      </w:rPr>
+    </w:lvl>
+    <w:lvl w:ilvl="3" w:tplc="04090001" w:tentative="1">
+      <w:start w:val="1"/>
+      <w:numFmt w:val="bullet"/>
+      <w:lvlText w:val=""/>
+      <w:lvlJc w:val="left"/>
+      <w:pPr>
+        <w:ind w:left="1760" w:hanging="440"/>
+      </w:pPr>
+      <w:rPr>
+        <w:rFonts w:ascii="Wingdings" w:hAnsi="Wingdings" w:hint="default"/>
+      </w:rPr>
+    </w:lvl>
+    <w:lvl w:ilvl="4" w:tplc="04090003" w:tentative="1">
+      <w:start w:val="1"/>
+      <w:numFmt w:val="bullet"/>
+      <w:lvlText w:val=""/>
+      <w:lvlJc w:val="left"/>
+      <w:pPr>
+        <w:ind w:left="2200" w:hanging="440"/>
+      </w:pPr>
+      <w:rPr>
+        <w:rFonts w:ascii="Wingdings" w:hAnsi="Wingdings" w:hint="default"/>
+      </w:rPr>
+    </w:lvl>
+    <w:lvl w:ilvl="5" w:tplc="04090005" w:tentative="1">
+      <w:start w:val="1"/>
+      <w:numFmt w:val="bullet"/>
+      <w:lvlText w:val=""/>
+      <w:lvlJc w:val="left"/>
+      <w:pPr>
+        <w:ind w:left="2640" w:hanging="440"/>
+      </w:pPr>
+      <w:rPr>
+        <w:rFonts w:ascii="Wingdings" w:hAnsi="Wingdings" w:hint="default"/>
+      </w:rPr>
+    </w:lvl>
+    <w:lvl w:ilvl="6" w:tplc="04090001" w:tentative="1">
+      <w:start w:val="1"/>
+      <w:numFmt w:val="bullet"/>
+      <w:lvlText w:val=""/>
+      <w:lvlJc w:val="left"/>
+      <w:pPr>
+        <w:ind w:left="3080" w:hanging="440"/>
+      </w:pPr>
+      <w:rPr>
+        <w:rFonts w:ascii="Wingdings" w:hAnsi="Wingdings" w:hint="default"/>
+      </w:rPr>
+    </w:lvl>
+    <w:lvl w:ilvl="7" w:tplc="04090003" w:tentative="1">
+      <w:start w:val="1"/>
+      <w:numFmt w:val="bullet"/>
+      <w:lvlText w:val=""/>
+      <w:lvlJc w:val="left"/>
+      <w:pPr>
+        <w:ind w:left="3520" w:hanging="440"/>
+      </w:pPr>
+      <w:rPr>
+        <w:rFonts w:ascii="Wingdings" w:hAnsi="Wingdings" w:hint="default"/>
+      </w:rPr>
+    </w:lvl>
+    <w:lvl w:ilvl="8" w:tplc="04090005" w:tentative="1">
+      <w:start w:val="1"/>
+      <w:numFmt w:val="bullet"/>
+      <w:lvlText w:val=""/>
+      <w:lvlJc w:val="left"/>
+      <w:pPr>
+        <w:ind w:left="3960" w:hanging="440"/>
+      </w:pPr>
+      <w:rPr>
+        <w:rFonts w:ascii="Wingdings" w:hAnsi="Wingdings" w:hint="default"/>
+      </w:rPr>
+    </w:lvl>
+  </w:abstractNum>
+  <w:abstractNum w:abstractNumId="3" w15:restartNumberingAfterBreak="0">
+    <w:nsid w:val="1FD01DF3"/>
+    <w:multiLevelType w:val="hybridMultilevel"/>
+    <w:tmpl w:val="4CB091FC"/>
+    <w:lvl w:ilvl="0" w:tplc="B884352E">
+      <w:numFmt w:val="bullet"/>
+      <w:lvlText w:val="-"/>
+      <w:lvlJc w:val="left"/>
+      <w:pPr>
+        <w:ind w:left="360" w:hanging="360"/>
+      </w:pPr>
+      <w:rPr>
+        <w:rFonts w:ascii="Times New Roman" w:eastAsiaTheme="minorEastAsia" w:hAnsi="Times New Roman" w:cs="Times New Roman" w:hint="default"/>
+      </w:rPr>
+    </w:lvl>
+    <w:lvl w:ilvl="1" w:tplc="04090003" w:tentative="1">
+      <w:start w:val="1"/>
+      <w:numFmt w:val="bullet"/>
+      <w:lvlText w:val=""/>
+      <w:lvlJc w:val="left"/>
+      <w:pPr>
+        <w:ind w:left="880" w:hanging="440"/>
+      </w:pPr>
+      <w:rPr>
+        <w:rFonts w:ascii="Wingdings" w:hAnsi="Wingdings" w:hint="default"/>
+      </w:rPr>
+    </w:lvl>
+    <w:lvl w:ilvl="2" w:tplc="04090005" w:tentative="1">
+      <w:start w:val="1"/>
+      <w:numFmt w:val="bullet"/>
+      <w:lvlText w:val=""/>
+      <w:lvlJc w:val="left"/>
+      <w:pPr>
+        <w:ind w:left="1320" w:hanging="440"/>
+      </w:pPr>
+      <w:rPr>
+        <w:rFonts w:ascii="Wingdings" w:hAnsi="Wingdings" w:hint="default"/>
+      </w:rPr>
+    </w:lvl>
+    <w:lvl w:ilvl="3" w:tplc="04090001" w:tentative="1">
+      <w:start w:val="1"/>
+      <w:numFmt w:val="bullet"/>
+      <w:lvlText w:val=""/>
+      <w:lvlJc w:val="left"/>
+      <w:pPr>
+        <w:ind w:left="1760" w:hanging="440"/>
+      </w:pPr>
+      <w:rPr>
+        <w:rFonts w:ascii="Wingdings" w:hAnsi="Wingdings" w:hint="default"/>
+      </w:rPr>
+    </w:lvl>
+    <w:lvl w:ilvl="4" w:tplc="04090003" w:tentative="1">
+      <w:start w:val="1"/>
+      <w:numFmt w:val="bullet"/>
+      <w:lvlText w:val=""/>
+      <w:lvlJc w:val="left"/>
+      <w:pPr>
+        <w:ind w:left="2200" w:hanging="440"/>
+      </w:pPr>
+      <w:rPr>
+        <w:rFonts w:ascii="Wingdings" w:hAnsi="Wingdings" w:hint="default"/>
+      </w:rPr>
+    </w:lvl>
+    <w:lvl w:ilvl="5" w:tplc="04090005" w:tentative="1">
+      <w:start w:val="1"/>
+      <w:numFmt w:val="bullet"/>
+      <w:lvlText w:val=""/>
+      <w:lvlJc w:val="left"/>
+      <w:pPr>
+        <w:ind w:left="2640" w:hanging="440"/>
+      </w:pPr>
+      <w:rPr>
+        <w:rFonts w:ascii="Wingdings" w:hAnsi="Wingdings" w:hint="default"/>
+      </w:rPr>
+    </w:lvl>
+    <w:lvl w:ilvl="6" w:tplc="04090001" w:tentative="1">
+      <w:start w:val="1"/>
+      <w:numFmt w:val="bullet"/>
+      <w:lvlText w:val=""/>
+      <w:lvlJc w:val="left"/>
+      <w:pPr>
+        <w:ind w:left="3080" w:hanging="440"/>
+      </w:pPr>
+      <w:rPr>
+        <w:rFonts w:ascii="Wingdings" w:hAnsi="Wingdings" w:hint="default"/>
+      </w:rPr>
+    </w:lvl>
+    <w:lvl w:ilvl="7" w:tplc="04090003" w:tentative="1">
+      <w:start w:val="1"/>
+      <w:numFmt w:val="bullet"/>
+      <w:lvlText w:val=""/>
+      <w:lvlJc w:val="left"/>
+      <w:pPr>
+        <w:ind w:left="3520" w:hanging="440"/>
+      </w:pPr>
+      <w:rPr>
+        <w:rFonts w:ascii="Wingdings" w:hAnsi="Wingdings" w:hint="default"/>
+      </w:rPr>
+    </w:lvl>
+    <w:lvl w:ilvl="8" w:tplc="04090005" w:tentative="1">
+      <w:start w:val="1"/>
+      <w:numFmt w:val="bullet"/>
+      <w:lvlText w:val=""/>
+      <w:lvlJc w:val="left"/>
+      <w:pPr>
+        <w:ind w:left="3960" w:hanging="440"/>
+      </w:pPr>
+      <w:rPr>
+        <w:rFonts w:ascii="Wingdings" w:hAnsi="Wingdings" w:hint="default"/>
+      </w:rPr>
+    </w:lvl>
+  </w:abstractNum>
+  <w:abstractNum w:abstractNumId="4" w15:restartNumberingAfterBreak="0">
     <w:nsid w:val="319F4CFA"/>
     <w:multiLevelType w:val="multilevel"/>
     <w:tmpl w:val="319F4CFA"/>
@@ -1465,7 +1824,7 @@
       </w:rPr>
     </w:lvl>
   </w:abstractNum>
-  <w:abstractNum w:abstractNumId="3" w15:restartNumberingAfterBreak="0">
+  <w:abstractNum w:abstractNumId="5" w15:restartNumberingAfterBreak="0">
     <w:nsid w:val="4EEE4689"/>
     <w:multiLevelType w:val="multilevel"/>
     <w:tmpl w:val="4EEE4689"/>
@@ -1581,16 +1940,22 @@
     </w:lvl>
   </w:abstractNum>
   <w:num w:numId="1" w16cid:durableId="1010258995">
-    <w:abstractNumId w:val="3"/>
+    <w:abstractNumId w:val="5"/>
   </w:num>
   <w:num w:numId="2" w16cid:durableId="329796218">
-    <w:abstractNumId w:val="2"/>
+    <w:abstractNumId w:val="4"/>
   </w:num>
   <w:num w:numId="3" w16cid:durableId="234126716">
     <w:abstractNumId w:val="0"/>
   </w:num>
   <w:num w:numId="4" w16cid:durableId="129983535">
     <w:abstractNumId w:val="1"/>
+  </w:num>
+  <w:num w:numId="5" w16cid:durableId="1820029808">
+    <w:abstractNumId w:val="2"/>
+  </w:num>
+  <w:num w:numId="6" w16cid:durableId="206843336">
+    <w:abstractNumId w:val="3"/>
   </w:num>
 </w:numbering>
 </file>
